--- a/pruefung/Kaffee_Pruefpaket_2026-10-23/umsetzung/Arbeitsordner/sammlung/ausgabe/Aufgabensammlung_Tutorien_WUE_2026-10-30.docx
+++ b/pruefung/Kaffee_Pruefpaket_2026-10-23/umsetzung/Arbeitsordner/sammlung/ausgabe/Aufgabensammlung_Tutorien_WUE_2026-10-30.docx
@@ -25382,7 +25382,7 @@
         <w:pStyle w:val="BodyText"/>
       </w:pPr>
       <w:r>
-        <w:t xml:space="preserve">Drei gleiche, vorgewärmte Becher mit je 200 ml heißem Wasser oder Kaffee: Becher 1 bekommt die Milch sofort, Becher 2 und 3 erst nach 40 Minuten (Milch aus der Kühltasche bzw. aus einem Glas neben den Bechern). Nach 10 Minuten werden Becher 2 und 3 gemessen.</w:t>
+        <w:t xml:space="preserve">Drei gleiche, vorgewärmte Becher mit je 200 ml heißem Wasser oder Kaffee und je 30 ml Milch: Becher 1 bekommt die Milch sofort, Becher 2 und 3 erst nach 40 Minuten (Milch aus der Kühltasche bzw. aus einem Glas mit etwas Abstand zu den Bechern). Nach 10 Minuten werden Becher 2 und 3 gemessen.</w:t>
       </w:r>
     </w:p>
     <w:p>
@@ -25411,7 +25411,7 @@
         <w:t xml:space="preserve"> </w:t>
       </w:r>
       <w:r>
-        <w:t xml:space="preserve">aus dem Mittelwert wie in Teil c und sagen Sie mit den Gleichungen aus d) die Temperaturen nach 40 Minuten voraus (Becher 3 mit Milch bei Raumtemperatur).</w:t>
+        <w:t xml:space="preserve">wie in Teil c aus dem Mittelwert der beiden Messungen und sagen Sie mit den Gleichungen aus d) die Temperaturen nach 40 Minuten voraus (Becher 3 mit Milch bei Raumtemperatur).</w:t>
       </w:r>
     </w:p>
     <w:p>

--- a/pruefung/Kaffee_Pruefpaket_2026-10-23/umsetzung/Arbeitsordner/sammlung/ausgabe/Aufgabensammlung_Tutorien_WUE_2026-10-30.docx
+++ b/pruefung/Kaffee_Pruefpaket_2026-10-23/umsetzung/Arbeitsordner/sammlung/ausgabe/Aufgabensammlung_Tutorien_WUE_2026-10-30.docx
@@ -22674,7 +22674,7 @@
         <w:pStyle w:val="Compact"/>
       </w:pPr>
       <w:r>
-        <w:t xml:space="preserve">Die Wärmekapazität der Tasse wird bis Teil e vernachlässigt.</w:t>
+        <w:t xml:space="preserve">Die Wärmekapazität der Tasse wird außer in Teil g vernachlässigt.</w:t>
       </w:r>
     </w:p>
     <w:p>
@@ -23829,7 +23829,7 @@
                 <w:bCs/>
                 <w:b/>
               </w:rPr>
-              <w:t xml:space="preserve">Becher ab Teil f</w:t>
+              <w:t xml:space="preserve">Milch in Teil f</w:t>
             </w:r>
           </w:p>
         </w:tc>
@@ -23855,7 +23855,7 @@
                 <w:bCs/>
                 <w:b/>
               </w:rPr>
-              <w:t xml:space="preserve">Milch in Teil g</w:t>
+              <w:t xml:space="preserve">Becher in Teil g</w:t>
             </w:r>
           </w:p>
         </w:tc>
@@ -23873,61 +23873,6 @@
         <w:trPr>
           <w:cantSplit/>
         </w:trPr>
-        <w:tc>
-          <w:tcPr/>
-          <w:p>
-            <w:pPr>
-              <w:pStyle w:val="Compact"/>
-              <w:keepNext/>
-              <w:jc w:val="left"/>
-            </w:pPr>
-            <w:r>
-              <w:t xml:space="preserve">Masse</w:t>
-            </w:r>
-          </w:p>
-        </w:tc>
-        <w:tc>
-          <w:tcPr/>
-          <w:p>
-            <w:pPr>
-              <w:pStyle w:val="Compact"/>
-              <w:keepNext/>
-              <w:jc w:val="left"/>
-            </w:pPr>
-            <m:oMath>
-              <m:sSub>
-                <m:e>
-                  <m:r>
-                    <m:t>m</m:t>
-                  </m:r>
-                </m:e>
-                <m:sub>
-                  <m:r>
-                    <m:t>B</m:t>
-                  </m:r>
-                </m:sub>
-              </m:sSub>
-              <m:r>
-                <m:rPr>
-                  <m:sty m:val="p"/>
-                </m:rPr>
-                <m:t>=</m:t>
-              </m:r>
-              <m:r>
-                <m:t>300</m:t>
-              </m:r>
-              <m:r>
-                <m:t> </m:t>
-              </m:r>
-              <m:r>
-                <m:rPr>
-                  <m:sty m:val="p"/>
-                </m:rPr>
-                <m:t>g</m:t>
-              </m:r>
-            </m:oMath>
-          </w:p>
-        </w:tc>
         <w:tc>
           <w:tcPr/>
           <w:p>
@@ -23998,11 +23943,82 @@
             </m:oMath>
           </w:p>
         </w:tc>
+        <w:tc>
+          <w:tcPr/>
+          <w:p>
+            <w:pPr>
+              <w:pStyle w:val="Compact"/>
+              <w:keepNext/>
+              <w:jc w:val="left"/>
+            </w:pPr>
+            <w:r>
+              <w:t xml:space="preserve">Masse</w:t>
+            </w:r>
+          </w:p>
+        </w:tc>
+        <w:tc>
+          <w:tcPr/>
+          <w:p>
+            <w:pPr>
+              <w:pStyle w:val="Compact"/>
+              <w:keepNext/>
+              <w:jc w:val="left"/>
+            </w:pPr>
+            <m:oMath>
+              <m:sSub>
+                <m:e>
+                  <m:r>
+                    <m:t>m</m:t>
+                  </m:r>
+                </m:e>
+                <m:sub>
+                  <m:r>
+                    <m:t>B</m:t>
+                  </m:r>
+                </m:sub>
+              </m:sSub>
+              <m:r>
+                <m:rPr>
+                  <m:sty m:val="p"/>
+                </m:rPr>
+                <m:t>=</m:t>
+              </m:r>
+              <m:r>
+                <m:t>300</m:t>
+              </m:r>
+              <m:r>
+                <m:t> </m:t>
+              </m:r>
+              <m:r>
+                <m:rPr>
+                  <m:sty m:val="p"/>
+                </m:rPr>
+                <m:t>g</m:t>
+              </m:r>
+            </m:oMath>
+          </w:p>
+        </w:tc>
       </w:tr>
       <w:tr>
         <w:trPr>
           <w:cantSplit/>
         </w:trPr>
+        <w:tc>
+          <w:tcPr/>
+          <w:p>
+            <w:pPr>
+              <w:pStyle w:val="Compact"/>
+            </w:pPr>
+          </w:p>
+        </w:tc>
+        <w:tc>
+          <w:tcPr/>
+          <w:p>
+            <w:pPr>
+              <w:pStyle w:val="Compact"/>
+            </w:pPr>
+          </w:p>
+        </w:tc>
         <w:tc>
           <w:tcPr/>
           <w:p>
@@ -24111,22 +24127,6 @@
             </m:oMath>
           </w:p>
         </w:tc>
-        <w:tc>
-          <w:tcPr/>
-          <w:p>
-            <w:pPr>
-              <w:pStyle w:val="Compact"/>
-            </w:pPr>
-          </w:p>
-        </w:tc>
-        <w:tc>
-          <w:tcPr/>
-          <w:p>
-            <w:pPr>
-              <w:pStyle w:val="Compact"/>
-            </w:pPr>
-          </w:p>
-        </w:tc>
       </w:tr>
     </w:tbl>
     <w:p>
@@ -24252,7 +24252,7 @@
         </w:numPr>
       </w:pPr>
       <w:r>
-        <w:t xml:space="preserve">Zeichnen Sie den Bilanzraum um den Inhalt von Tasse 1 in Abb. 1 ein. Vereinfachen Sie die allgemeine Energiebilanz zur globalen instationären Bilanz für den Inhalt einer Tasse und begründen Sie, welche Terme entfallen. Lösen Sie sie durch Trennung der Variablen für</w:t>
+        <w:t xml:space="preserve">Zeichnen Sie den Bilanzraum um den Inhalt von Tasse 1 in Abb. 1 ein. Vereinfachen Sie die allgemeine Energiebilanz (Foliensatz 05, Folie 8) zur globalen instationären Bilanz für den Inhalt einer Tasse und begründen Sie, welche Terme entfallen. Lösen Sie sie durch Trennung der Variablen für</w:t>
       </w:r>
       <w:r>
         <w:t xml:space="preserve"> </w:t>
@@ -24634,24 +24634,6 @@
         <w:br/>
       </w:r>
       <m:oMath>
-        <m:sSub>
-          <m:e>
-            <m:r>
-              <m:t>ϑ</m:t>
-            </m:r>
-          </m:e>
-          <m:sub>
-            <m:r>
-              <m:t>1</m:t>
-            </m:r>
-          </m:sub>
-        </m:sSub>
-        <m:r>
-          <m:rPr>
-            <m:sty m:val="p"/>
-          </m:rPr>
-          <m:t>=</m:t>
-        </m:r>
         <m:r>
           <m:t>34</m:t>
         </m:r>
@@ -24681,33 +24663,15 @@
         </m:r>
       </m:oMath>
       <w:r>
-        <w:t xml:space="preserve">,</w:t>
-      </w:r>
-      <w:r>
-        <w:t xml:space="preserve"> </w:t>
-      </w:r>
-      <m:oMath>
-        <m:r>
-          <m:t> </m:t>
-        </m:r>
-        <m:sSub>
-          <m:e>
-            <m:r>
-              <m:t>ϑ</m:t>
-            </m:r>
-          </m:e>
-          <m:sub>
-            <m:r>
-              <m:t>2</m:t>
-            </m:r>
-          </m:sub>
-        </m:sSub>
-        <m:r>
-          <m:rPr>
-            <m:sty m:val="p"/>
-          </m:rPr>
-          <m:t>=</m:t>
-        </m:r>
+        <w:t xml:space="preserve"> </w:t>
+      </w:r>
+      <w:r>
+        <w:t xml:space="preserve">und</w:t>
+      </w:r>
+      <w:r>
+        <w:t xml:space="preserve"> </w:t>
+      </w:r>
+      <m:oMath>
         <m:r>
           <m:t>30</m:t>
         </m:r>
@@ -24736,6 +24700,12 @@
           <m:t>C</m:t>
         </m:r>
       </m:oMath>
+      <w:r>
+        <w:t xml:space="preserve"> </w:t>
+      </w:r>
+      <w:r>
+        <w:t xml:space="preserve">(Zuordnung selbst bestimmen)</w:t>
+      </w:r>
     </w:p>
     <w:p>
       <w:pPr>
@@ -24894,6 +24864,125 @@
           <m:t>J</m:t>
         </m:r>
       </m:oMath>
+    </w:p>
+    <w:p>
+      <w:pPr>
+        <w:numPr>
+          <w:ilvl w:val="0"/>
+          <w:numId w:val="1026"/>
+        </w:numPr>
+      </w:pPr>
+      <w:r>
+        <w:t xml:space="preserve">Am nächsten Tag gibt es Milchkaffee: Die Milch wird je Tasse kurz vorher auf</w:t>
+      </w:r>
+      <w:r>
+        <w:t xml:space="preserve"> </w:t>
+      </w:r>
+      <m:oMath>
+        <m:sSub>
+          <m:e>
+            <m:r>
+              <m:t>ϑ</m:t>
+            </m:r>
+          </m:e>
+          <m:sub>
+            <m:r>
+              <m:t>M</m:t>
+            </m:r>
+            <m:r>
+              <m:rPr>
+                <m:sty m:val="p"/>
+              </m:rPr>
+              <m:t>,</m:t>
+            </m:r>
+            <m:r>
+              <m:t>h</m:t>
+            </m:r>
+          </m:sub>
+        </m:sSub>
+      </m:oMath>
+      <w:r>
+        <w:t xml:space="preserve"> </w:t>
+      </w:r>
+      <w:r>
+        <w:t xml:space="preserve">erwärmt und untergerührt (gleiche Masse und Stoffdaten). Welche Tasse ist nach 60 Minuten wärmer? Sagen Sie es mit kurzer Begründung voraus, prüfen Sie dann mit den Gleichungen aus d) und erklären Sie das Ergebnis.</w:t>
+      </w:r>
+      <w:r>
+        <w:br/>
+      </w:r>
+      <m:oMath>
+        <m:r>
+          <m:t>35</m:t>
+        </m:r>
+        <m:r>
+          <m:rPr>
+            <m:sty m:val="p"/>
+          </m:rPr>
+          <m:t>,</m:t>
+        </m:r>
+        <m:r>
+          <m:t>99</m:t>
+        </m:r>
+        <m:r>
+          <m:t> </m:t>
+        </m:r>
+        <m:r>
+          <m:rPr>
+            <m:sty m:val="p"/>
+          </m:rPr>
+          <m:t>°</m:t>
+        </m:r>
+        <m:r>
+          <m:rPr>
+            <m:sty m:val="p"/>
+          </m:rPr>
+          <m:t>C</m:t>
+        </m:r>
+      </m:oMath>
+      <w:r>
+        <w:t xml:space="preserve"> </w:t>
+      </w:r>
+      <w:r>
+        <w:t xml:space="preserve">und</w:t>
+      </w:r>
+      <w:r>
+        <w:t xml:space="preserve"> </w:t>
+      </w:r>
+      <m:oMath>
+        <m:r>
+          <m:t>37</m:t>
+        </m:r>
+        <m:r>
+          <m:rPr>
+            <m:sty m:val="p"/>
+          </m:rPr>
+          <m:t>,</m:t>
+        </m:r>
+        <m:r>
+          <m:t>18</m:t>
+        </m:r>
+        <m:r>
+          <m:t> </m:t>
+        </m:r>
+        <m:r>
+          <m:rPr>
+            <m:sty m:val="p"/>
+          </m:rPr>
+          <m:t>°</m:t>
+        </m:r>
+        <m:r>
+          <m:rPr>
+            <m:sty m:val="p"/>
+          </m:rPr>
+          <m:t>C</m:t>
+        </m:r>
+      </m:oMath>
+      <w:r>
+        <w:t xml:space="preserve"> </w:t>
+      </w:r>
+      <w:r>
+        <w:t xml:space="preserve">(Zuordnung selbst bestimmen)</w:t>
+      </w:r>
     </w:p>
     <w:p>
       <w:pPr>
@@ -24973,7 +25062,10 @@
         </m:sSub>
       </m:oMath>
       <w:r>
-        <w:t xml:space="preserve">. Gilt die Aussage aus d) weiter?</w:t>
+        <w:t xml:space="preserve"> </w:t>
+      </w:r>
+      <w:r>
+        <w:t xml:space="preserve">wie in d). Gilt die Aussage aus d) weiter?</w:t>
       </w:r>
       <w:r>
         <w:br/>
@@ -25120,219 +25212,6 @@
         </m:r>
         <m:r>
           <m:t>96</m:t>
-        </m:r>
-        <m:r>
-          <m:t> </m:t>
-        </m:r>
-        <m:r>
-          <m:rPr>
-            <m:sty m:val="p"/>
-          </m:rPr>
-          <m:t>°</m:t>
-        </m:r>
-        <m:r>
-          <m:rPr>
-            <m:sty m:val="p"/>
-          </m:rPr>
-          <m:t>C</m:t>
-        </m:r>
-      </m:oMath>
-    </w:p>
-    <w:p>
-      <w:pPr>
-        <w:numPr>
-          <w:ilvl w:val="0"/>
-          <w:numId w:val="1026"/>
-        </w:numPr>
-      </w:pPr>
-      <w:r>
-        <w:t xml:space="preserve">Am nächsten Tag gibt es Milchkaffee: Die Milch wird je Tasse kurz vorher auf</w:t>
-      </w:r>
-      <w:r>
-        <w:t xml:space="preserve"> </w:t>
-      </w:r>
-      <m:oMath>
-        <m:sSub>
-          <m:e>
-            <m:r>
-              <m:t>ϑ</m:t>
-            </m:r>
-          </m:e>
-          <m:sub>
-            <m:r>
-              <m:t>M</m:t>
-            </m:r>
-            <m:r>
-              <m:rPr>
-                <m:sty m:val="p"/>
-              </m:rPr>
-              <m:t>,</m:t>
-            </m:r>
-            <m:r>
-              <m:t>h</m:t>
-            </m:r>
-          </m:sub>
-        </m:sSub>
-      </m:oMath>
-      <w:r>
-        <w:t xml:space="preserve"> </w:t>
-      </w:r>
-      <w:r>
-        <w:t xml:space="preserve">erwärmt und untergerührt (gleiche Masse und Stoffdaten, ohne Becher). Welche Tasse ist nach 60 Minuten wärmer? Sagen Sie es mit kurzer Begründung voraus, prüfen Sie dann mit den Gleichungen aus d) und erklären Sie das Ergebnis.</w:t>
-      </w:r>
-      <w:r>
-        <w:br/>
-      </w:r>
-      <m:oMath>
-        <m:r>
-          <m:t>35</m:t>
-        </m:r>
-        <m:r>
-          <m:rPr>
-            <m:sty m:val="p"/>
-          </m:rPr>
-          <m:t>,</m:t>
-        </m:r>
-        <m:r>
-          <m:t>99</m:t>
-        </m:r>
-        <m:r>
-          <m:t> </m:t>
-        </m:r>
-        <m:r>
-          <m:rPr>
-            <m:sty m:val="p"/>
-          </m:rPr>
-          <m:t>°</m:t>
-        </m:r>
-        <m:r>
-          <m:rPr>
-            <m:sty m:val="p"/>
-          </m:rPr>
-          <m:t>C</m:t>
-        </m:r>
-      </m:oMath>
-      <w:r>
-        <w:t xml:space="preserve"> </w:t>
-      </w:r>
-      <w:r>
-        <w:t xml:space="preserve">und</w:t>
-      </w:r>
-      <w:r>
-        <w:t xml:space="preserve"> </w:t>
-      </w:r>
-      <m:oMath>
-        <m:r>
-          <m:t>37</m:t>
-        </m:r>
-        <m:r>
-          <m:rPr>
-            <m:sty m:val="p"/>
-          </m:rPr>
-          <m:t>,</m:t>
-        </m:r>
-        <m:r>
-          <m:t>18</m:t>
-        </m:r>
-        <m:r>
-          <m:t> </m:t>
-        </m:r>
-        <m:r>
-          <m:rPr>
-            <m:sty m:val="p"/>
-          </m:rPr>
-          <m:t>°</m:t>
-        </m:r>
-        <m:r>
-          <m:rPr>
-            <m:sty m:val="p"/>
-          </m:rPr>
-          <m:t>C</m:t>
-        </m:r>
-      </m:oMath>
-      <w:r>
-        <w:t xml:space="preserve"> </w:t>
-      </w:r>
-      <w:r>
-        <w:t xml:space="preserve">(Zuordnung selbst bestimmen)</w:t>
-      </w:r>
-    </w:p>
-    <w:p>
-      <w:pPr>
-        <w:numPr>
-          <w:ilvl w:val="0"/>
-          <w:numId w:val="1026"/>
-        </w:numPr>
-      </w:pPr>
-      <w:r>
-        <w:rPr>
-          <w:iCs/>
-          <w:i/>
-        </w:rPr>
-        <w:t xml:space="preserve">Zusatzfrage:</w:t>
-      </w:r>
-      <w:r>
-        <w:t xml:space="preserve"> </w:t>
-      </w:r>
-      <w:r>
-        <w:t xml:space="preserve">(1) Bei welcher Milchtemperatur sind beide Tassen nach 60 Minuten gleich warm (ohne Becher)? (2) Die Milch für Tasse 2 steht ab</w:t>
-      </w:r>
-      <w:r>
-        <w:t xml:space="preserve"> </w:t>
-      </w:r>
-      <m:oMath>
-        <m:r>
-          <m:t>t</m:t>
-        </m:r>
-        <m:r>
-          <m:rPr>
-            <m:sty m:val="p"/>
-          </m:rPr>
-          <m:t>=</m:t>
-        </m:r>
-        <m:r>
-          <m:t>0</m:t>
-        </m:r>
-      </m:oMath>
-      <w:r>
-        <w:t xml:space="preserve"> </w:t>
-      </w:r>
-      <w:r>
-        <w:t xml:space="preserve">neben der Tasse und wird nur von der Raumluft erwärmt. Kann Tasse 2 so wärmer werden als Tasse 1? Begründen Sie mit einer Abschätzung und e).</w:t>
-      </w:r>
-      <w:r>
-        <w:br/>
-      </w:r>
-      <m:oMath>
-        <m:sSub>
-          <m:e>
-            <m:r>
-              <m:t>ϑ</m:t>
-            </m:r>
-          </m:e>
-          <m:sub>
-            <m:r>
-              <m:t>M</m:t>
-            </m:r>
-          </m:sub>
-        </m:sSub>
-        <m:r>
-          <m:rPr>
-            <m:sty m:val="p"/>
-          </m:rPr>
-          <m:t>=</m:t>
-        </m:r>
-        <m:r>
-          <m:t>47</m:t>
-        </m:r>
-        <m:r>
-          <m:rPr>
-            <m:sty m:val="p"/>
-          </m:rPr>
-          <m:t>,</m:t>
-        </m:r>
-        <m:r>
-          <m:t>0</m:t>
         </m:r>
         <m:r>
           <m:t> </m:t>
@@ -25411,7 +25290,7 @@
         <w:t xml:space="preserve"> </w:t>
       </w:r>
       <w:r>
-        <w:t xml:space="preserve">wie in Teil c aus dem Mittelwert der beiden Messungen und sagen Sie mit den Gleichungen aus d) die Temperaturen nach 40 Minuten voraus (Becher 3 mit Milch bei Raumtemperatur).</w:t>
+        <w:t xml:space="preserve">wie in Teil c (ohne Becher) aus dem Mittelwert der beiden Messungen und sagen Sie mit den Gleichungen aus d) die Temperaturen nach 40 Minuten voraus (Becher 3 mit Milch bei Raumtemperatur).</w:t>
       </w:r>
     </w:p>
     <w:p>
